--- a/checklist/pages/polityka-cookies/polityka-cookies.pl.docx
+++ b/checklist/pages/polityka-cookies/polityka-cookies.pl.docx
@@ -79,7 +79,7 @@
         <w:pStyle w:val="ListNumber"/>
       </w:pPr>
       <w:r>
-        <w:t>Funkcjonalne dostawców płatności — Przelewy24, Klarna, PayPo — w zakresie niezbędnym do obsługi płatności.</w:t>
+        <w:t>Dostawcy płatności — Przelewy24, Klarna, PayPo — wyłącznie w zakresie niezbędnym do realizacji płatności zainicjowanej przez Użytkownika; traktowane są jako niezbędne i nie wymagają zgody.</w:t>
       </w:r>
     </w:p>
     <w:p>

--- a/checklist/pages/polityka-cookies/polityka-cookies.pl.docx
+++ b/checklist/pages/polityka-cookies/polityka-cookies.pl.docx
@@ -21,7 +21,7 @@
     </w:p>
     <w:p>
       <w:r>
-        <w:t>Sklep internetowy La Petite Bloom · LPB Sp. z o.o. · obowiązuje od dnia 24.06.2026</w:t>
+        <w:t>Sklep internetowy La Petite Bloom · LPB Sp. z o.o. · obowiązuje od dnia 01.09.2026 · wersja 1.0</w:t>
       </w:r>
     </w:p>
     <w:p>
